--- a/企业AI培训_交付包/中级课程_完整交付包/05_学员资源/学员工具包_速查卡.docx
+++ b/企业AI培训_交付包/中级课程_完整交付包/05_学员资源/学员工具包_速查卡.docx
@@ -2002,6 +2002,78 @@
           <w:bCs/>
         </w:rPr>
         <w:t xml:space="preserve">处置权永远归人</w:t>
+      </w:r>
+    </w:p>
+    <w:p>
+      <w:pPr>
+        <w:pStyle w:val="Compact"/>
+        <w:numPr>
+          <w:ilvl w:val="0"/>
+          <w:numId w:val="1005"/>
+        </w:numPr>
+      </w:pPr>
+      <w:r>
+        <w:rPr>
+          <w:rFonts w:hint="eastAsia"/>
+        </w:rPr>
+        <w:t xml:space="preserve">合规红线两条：</w:t>
+      </w:r>
+      <w:r>
+        <w:rPr>
+          <w:b/>
+          <w:bCs/>
+        </w:rPr>
+        <w:t xml:space="preserve">AI </w:t>
+      </w:r>
+      <w:r>
+        <w:rPr>
+          <w:rFonts w:hint="eastAsia"/>
+          <w:b/>
+          <w:bCs/>
+        </w:rPr>
+        <w:t xml:space="preserve">生成内容对外要带标识</w:t>
+      </w:r>
+      <w:r>
+        <w:rPr>
+          <w:rFonts w:hint="eastAsia"/>
+        </w:rPr>
+        <w:t xml:space="preserve">（2025-09</w:t>
+      </w:r>
+      <w:r>
+        <w:t xml:space="preserve"> </w:t>
+      </w:r>
+      <w:r>
+        <w:rPr>
+          <w:rFonts w:hint="eastAsia"/>
+        </w:rPr>
+        <w:t xml:space="preserve">施行，显式+隐式）；客服/陪伴类智能体要提示”你在与</w:t>
+      </w:r>
+      <w:r>
+        <w:t xml:space="preserve"> AI </w:t>
+      </w:r>
+      <w:r>
+        <w:rPr>
+          <w:rFonts w:hint="eastAsia"/>
+        </w:rPr>
+        <w:t xml:space="preserve">互动”+2h</w:t>
+      </w:r>
+      <w:r>
+        <w:t xml:space="preserve"> </w:t>
+      </w:r>
+      <w:r>
+        <w:rPr>
+          <w:rFonts w:hint="eastAsia"/>
+        </w:rPr>
+        <w:t xml:space="preserve">提醒+算法备案（2026-07</w:t>
+      </w:r>
+      <w:r>
+        <w:t xml:space="preserve"> </w:t>
+      </w:r>
+      <w:r>
+        <w:rPr>
+          <w:rFonts w:hint="eastAsia"/>
+        </w:rPr>
+        <w:t xml:space="preserve">施行）</w:t>
       </w:r>
     </w:p>
     <w:bookmarkEnd w:id="15"/>
